--- a/WK2Assgn_Adhikari_R.docx
+++ b/WK2Assgn_Adhikari_R.docx
@@ -20,7 +20,6 @@
         </w:rPr>
       </w:sdtEndPr>
       <w:sdtContent>
-        <w:p/>
         <w:p/>
         <w:p/>
         <w:p/>
@@ -35,145 +34,142 @@
         <w:p>
           <w:pPr>
             <w:rPr>
-              <w:sz w:val="40"/>
-              <w:szCs w:val="40"/>
-            </w:rPr>
-          </w:pPr>
-          <w:r>
-            <w:rPr>
-              <w:sz w:val="40"/>
-              <w:szCs w:val="40"/>
-            </w:rPr>
-            <w:t>Inte</w:t>
-          </w:r>
-          <w:r>
-            <w:rPr>
-              <w:sz w:val="40"/>
-              <w:szCs w:val="40"/>
-            </w:rPr>
-            <w:t>rprofessional organizational and System leadership</w:t>
-          </w:r>
-        </w:p>
-        <w:p>
-          <w:pPr>
-            <w:rPr>
-              <w:sz w:val="40"/>
-              <w:szCs w:val="40"/>
+              <w:rFonts w:ascii="Times New Roman" w:hAnsi="Times New Roman" w:cs="Times New Roman"/>
             </w:rPr>
           </w:pPr>
         </w:p>
         <w:p>
           <w:pPr>
+            <w:jc w:val="center"/>
             <w:rPr>
-              <w:sz w:val="40"/>
-              <w:szCs w:val="40"/>
+              <w:rFonts w:ascii="Times New Roman" w:hAnsi="Times New Roman" w:cs="Times New Roman"/>
+              <w:b/>
+              <w:bCs/>
             </w:rPr>
           </w:pPr>
           <w:r>
             <w:rPr>
-              <w:sz w:val="40"/>
-              <w:szCs w:val="40"/>
+              <w:rFonts w:ascii="Times New Roman" w:hAnsi="Times New Roman" w:cs="Times New Roman"/>
+              <w:b/>
+              <w:bCs/>
+            </w:rPr>
+            <w:t>Interprofessional organizational and System leadership</w:t>
+          </w:r>
+        </w:p>
+        <w:p>
+          <w:pPr>
+            <w:jc w:val="center"/>
+            <w:rPr>
+              <w:rFonts w:ascii="Times New Roman" w:hAnsi="Times New Roman" w:cs="Times New Roman"/>
+            </w:rPr>
+          </w:pPr>
+        </w:p>
+        <w:p>
+          <w:pPr>
+            <w:jc w:val="center"/>
+            <w:rPr>
+              <w:rFonts w:ascii="Times New Roman" w:hAnsi="Times New Roman" w:cs="Times New Roman"/>
+            </w:rPr>
+          </w:pPr>
+          <w:r>
+            <w:rPr>
+              <w:rFonts w:ascii="Times New Roman" w:hAnsi="Times New Roman" w:cs="Times New Roman"/>
             </w:rPr>
             <w:t>NRSE-6053C</w:t>
           </w:r>
         </w:p>
         <w:p>
           <w:pPr>
+            <w:jc w:val="center"/>
             <w:rPr>
-              <w:sz w:val="40"/>
-              <w:szCs w:val="40"/>
+              <w:rFonts w:ascii="Times New Roman" w:hAnsi="Times New Roman" w:cs="Times New Roman"/>
             </w:rPr>
           </w:pPr>
         </w:p>
         <w:p>
           <w:pPr>
+            <w:jc w:val="center"/>
             <w:rPr>
-              <w:sz w:val="40"/>
-              <w:szCs w:val="40"/>
+              <w:rFonts w:ascii="Times New Roman" w:hAnsi="Times New Roman" w:cs="Times New Roman"/>
             </w:rPr>
           </w:pPr>
           <w:r>
             <w:rPr>
-              <w:sz w:val="40"/>
-              <w:szCs w:val="40"/>
+              <w:rFonts w:ascii="Times New Roman" w:hAnsi="Times New Roman" w:cs="Times New Roman"/>
             </w:rPr>
             <w:t>Professor: Jane E O’Rourke</w:t>
           </w:r>
         </w:p>
         <w:p>
           <w:pPr>
+            <w:jc w:val="center"/>
             <w:rPr>
-              <w:sz w:val="40"/>
-              <w:szCs w:val="40"/>
+              <w:rFonts w:ascii="Times New Roman" w:hAnsi="Times New Roman" w:cs="Times New Roman"/>
             </w:rPr>
           </w:pPr>
         </w:p>
         <w:p>
           <w:pPr>
+            <w:jc w:val="center"/>
             <w:rPr>
-              <w:sz w:val="40"/>
-              <w:szCs w:val="40"/>
+              <w:rFonts w:ascii="Times New Roman" w:hAnsi="Times New Roman" w:cs="Times New Roman"/>
             </w:rPr>
           </w:pPr>
           <w:r>
             <w:rPr>
-              <w:sz w:val="40"/>
-              <w:szCs w:val="40"/>
+              <w:rFonts w:ascii="Times New Roman" w:hAnsi="Times New Roman" w:cs="Times New Roman"/>
             </w:rPr>
             <w:t>Walden university</w:t>
           </w:r>
         </w:p>
         <w:p>
           <w:pPr>
+            <w:jc w:val="center"/>
             <w:rPr>
-              <w:sz w:val="40"/>
-              <w:szCs w:val="40"/>
+              <w:rFonts w:ascii="Times New Roman" w:hAnsi="Times New Roman" w:cs="Times New Roman"/>
             </w:rPr>
           </w:pPr>
         </w:p>
         <w:p>
           <w:pPr>
+            <w:jc w:val="center"/>
             <w:rPr>
-              <w:sz w:val="40"/>
-              <w:szCs w:val="40"/>
+              <w:rFonts w:ascii="Times New Roman" w:hAnsi="Times New Roman" w:cs="Times New Roman"/>
             </w:rPr>
           </w:pPr>
           <w:proofErr w:type="spellStart"/>
           <w:r>
             <w:rPr>
-              <w:sz w:val="40"/>
-              <w:szCs w:val="40"/>
+              <w:rFonts w:ascii="Times New Roman" w:hAnsi="Times New Roman" w:cs="Times New Roman"/>
             </w:rPr>
             <w:t>Ritu</w:t>
           </w:r>
           <w:proofErr w:type="spellEnd"/>
           <w:r>
             <w:rPr>
-              <w:sz w:val="40"/>
-              <w:szCs w:val="40"/>
+              <w:rFonts w:ascii="Times New Roman" w:hAnsi="Times New Roman" w:cs="Times New Roman"/>
             </w:rPr>
-            <w:t xml:space="preserve"> Adhikari </w:t>
+            <w:t xml:space="preserve"> Adhikari</w:t>
           </w:r>
         </w:p>
         <w:p>
           <w:pPr>
+            <w:jc w:val="center"/>
             <w:rPr>
-              <w:sz w:val="40"/>
-              <w:szCs w:val="40"/>
+              <w:rFonts w:ascii="Times New Roman" w:hAnsi="Times New Roman" w:cs="Times New Roman"/>
             </w:rPr>
           </w:pPr>
         </w:p>
         <w:p>
           <w:pPr>
+            <w:jc w:val="center"/>
             <w:rPr>
-              <w:sz w:val="40"/>
-              <w:szCs w:val="40"/>
+              <w:rFonts w:ascii="Times New Roman" w:hAnsi="Times New Roman" w:cs="Times New Roman"/>
             </w:rPr>
           </w:pPr>
           <w:r>
             <w:rPr>
-              <w:sz w:val="40"/>
-              <w:szCs w:val="40"/>
+              <w:rFonts w:ascii="Times New Roman" w:hAnsi="Times New Roman" w:cs="Times New Roman"/>
             </w:rPr>
             <w:t>Date: 6/11/2023</w:t>
           </w:r>
@@ -269,7 +265,10 @@
           <w:shd w:val="clear" w:color="auto" w:fill="FFFFFF"/>
         </w:rPr>
       </w:pPr>
-      <w:r>
+    </w:p>
+    <w:p>
+      <w:pPr>
+        <w:spacing w:line="480" w:lineRule="auto"/>
         <w:rPr>
           <w:rFonts w:ascii="Times New Roman" w:hAnsi="Times New Roman" w:cs="Times New Roman"/>
           <w:b/>
@@ -279,392 +278,6 @@
           <w:szCs w:val="28"/>
           <w:shd w:val="clear" w:color="auto" w:fill="FFFFFF"/>
         </w:rPr>
-        <w:lastRenderedPageBreak/>
-        <w:t>Nursing Shortage</w:t>
-      </w:r>
-    </w:p>
-    <w:p>
-      <w:pPr>
-        <w:spacing w:line="480" w:lineRule="auto"/>
-        <w:rPr>
-          <w:rFonts w:ascii="Times New Roman" w:hAnsi="Times New Roman" w:cs="Times New Roman"/>
-          <w:color w:val="000000"/>
-          <w:shd w:val="clear" w:color="auto" w:fill="FFFFFF"/>
-        </w:rPr>
-      </w:pPr>
-    </w:p>
-    <w:p>
-      <w:pPr>
-        <w:spacing w:line="480" w:lineRule="auto"/>
-        <w:rPr>
-          <w:rFonts w:ascii="Times New Roman" w:hAnsi="Times New Roman" w:cs="Times New Roman"/>
-          <w:color w:val="000000"/>
-          <w:shd w:val="clear" w:color="auto" w:fill="FFFFFF"/>
-        </w:rPr>
-      </w:pPr>
-      <w:r>
-        <w:rPr>
-          <w:rFonts w:ascii="Times New Roman" w:hAnsi="Times New Roman" w:cs="Times New Roman"/>
-          <w:color w:val="000000"/>
-          <w:shd w:val="clear" w:color="auto" w:fill="FFFFFF"/>
-        </w:rPr>
-        <w:t xml:space="preserve">The health care issue my organization as well as the entire nation is facing is the Nursing shortage. My organization is </w:t>
-      </w:r>
-      <w:r>
-        <w:rPr>
-          <w:rFonts w:ascii="Times New Roman" w:hAnsi="Times New Roman" w:cs="Times New Roman"/>
-          <w:color w:val="000000"/>
-          <w:shd w:val="clear" w:color="auto" w:fill="FFFFFF"/>
-        </w:rPr>
-        <w:t>facing a strong impact on</w:t>
-      </w:r>
-      <w:r>
-        <w:rPr>
-          <w:rFonts w:ascii="Times New Roman" w:hAnsi="Times New Roman" w:cs="Times New Roman"/>
-          <w:color w:val="000000"/>
-          <w:shd w:val="clear" w:color="auto" w:fill="FFFFFF"/>
-        </w:rPr>
-        <w:t xml:space="preserve"> </w:t>
-      </w:r>
-      <w:r>
-        <w:rPr>
-          <w:rFonts w:ascii="Times New Roman" w:hAnsi="Times New Roman" w:cs="Times New Roman"/>
-          <w:color w:val="000000"/>
-          <w:shd w:val="clear" w:color="auto" w:fill="FFFFFF"/>
-        </w:rPr>
-        <w:t xml:space="preserve">work quality, nursing care, and patient safety due to staffing shortages.  </w:t>
-      </w:r>
-      <w:r>
-        <w:rPr>
-          <w:rFonts w:ascii="Times New Roman" w:hAnsi="Times New Roman" w:cs="Times New Roman"/>
-          <w:color w:val="000000"/>
-          <w:shd w:val="clear" w:color="auto" w:fill="FFFFFF"/>
-        </w:rPr>
-        <w:t>Nurses must work long hours to complete the task and</w:t>
-      </w:r>
-      <w:r>
-        <w:rPr>
-          <w:rFonts w:ascii="Times New Roman" w:hAnsi="Times New Roman" w:cs="Times New Roman"/>
-          <w:color w:val="000000"/>
-          <w:shd w:val="clear" w:color="auto" w:fill="FFFFFF"/>
-        </w:rPr>
-        <w:t xml:space="preserve"> because of nurses running late due to working long hours the previous day/night. </w:t>
-      </w:r>
-      <w:r>
-        <w:rPr>
-          <w:rFonts w:ascii="Times New Roman" w:hAnsi="Times New Roman" w:cs="Times New Roman"/>
-          <w:color w:val="000000"/>
-          <w:shd w:val="clear" w:color="auto" w:fill="FFFFFF"/>
-        </w:rPr>
-        <w:t xml:space="preserve">Burnout, delaying treatment, back injuries </w:t>
-      </w:r>
-      <w:r>
-        <w:rPr>
-          <w:rFonts w:ascii="Times New Roman" w:hAnsi="Times New Roman" w:cs="Times New Roman"/>
-          <w:color w:val="000000"/>
-          <w:shd w:val="clear" w:color="auto" w:fill="FFFFFF"/>
-        </w:rPr>
-        <w:t xml:space="preserve">because of no NAs while turning and repositioning patients every 2 hours, and a high chance of making errors </w:t>
-      </w:r>
-      <w:r>
-        <w:rPr>
-          <w:rFonts w:ascii="Times New Roman" w:hAnsi="Times New Roman" w:cs="Times New Roman"/>
-          <w:color w:val="000000"/>
-          <w:shd w:val="clear" w:color="auto" w:fill="FFFFFF"/>
-        </w:rPr>
-        <w:t>due to nurses</w:t>
-      </w:r>
-      <w:r>
-        <w:rPr>
-          <w:rFonts w:ascii="Times New Roman" w:hAnsi="Times New Roman" w:cs="Times New Roman"/>
-          <w:color w:val="000000"/>
-          <w:shd w:val="clear" w:color="auto" w:fill="FFFFFF"/>
-        </w:rPr>
-        <w:t xml:space="preserve"> trying to do multiple tasks at one time</w:t>
-      </w:r>
-      <w:r>
-        <w:rPr>
-          <w:rFonts w:ascii="Times New Roman" w:hAnsi="Times New Roman" w:cs="Times New Roman"/>
-          <w:color w:val="000000"/>
-          <w:shd w:val="clear" w:color="auto" w:fill="FFFFFF"/>
-        </w:rPr>
-        <w:t xml:space="preserve"> are seen due to the shortage. With the high volume of patients seeking care, there is an increasing patient load that has led to no quality health care. Nurses are understaffed and overworked, unhappy, and uncomfortable and their license is at risk. </w:t>
-      </w:r>
-    </w:p>
-    <w:p>
-      <w:pPr>
-        <w:spacing w:line="480" w:lineRule="auto"/>
-        <w:rPr>
-          <w:rFonts w:ascii="Times New Roman" w:hAnsi="Times New Roman" w:cs="Times New Roman"/>
-          <w:color w:val="000000"/>
-          <w:shd w:val="clear" w:color="auto" w:fill="FFFFFF"/>
-        </w:rPr>
-      </w:pPr>
-      <w:r>
-        <w:rPr>
-          <w:rFonts w:ascii="Times New Roman" w:hAnsi="Times New Roman" w:cs="Times New Roman"/>
-          <w:color w:val="000000"/>
-          <w:shd w:val="clear" w:color="auto" w:fill="FFFFFF"/>
-        </w:rPr>
-        <w:t xml:space="preserve">I am currently employed at UNC-Chapel Hill and Eric Wolak, </w:t>
-      </w:r>
-      <w:r>
-        <w:rPr>
-          <w:rFonts w:ascii="Times New Roman" w:hAnsi="Times New Roman" w:cs="Times New Roman"/>
-          <w:color w:val="000000"/>
-          <w:shd w:val="clear" w:color="auto" w:fill="FFFFFF"/>
-        </w:rPr>
-        <w:t>c</w:t>
-      </w:r>
-      <w:r>
-        <w:rPr>
-          <w:rFonts w:ascii="Times New Roman" w:hAnsi="Times New Roman" w:cs="Times New Roman"/>
-          <w:color w:val="000000"/>
-          <w:shd w:val="clear" w:color="auto" w:fill="FFFFFF"/>
-        </w:rPr>
-        <w:t xml:space="preserve">hief operating officer at UNC Chatham mentioned the challenges that they </w:t>
-      </w:r>
-      <w:r>
-        <w:rPr>
-          <w:rFonts w:ascii="Times New Roman" w:hAnsi="Times New Roman" w:cs="Times New Roman"/>
-          <w:color w:val="000000"/>
-          <w:shd w:val="clear" w:color="auto" w:fill="FFFFFF"/>
-        </w:rPr>
-        <w:t>were facing</w:t>
-      </w:r>
-      <w:r>
-        <w:rPr>
-          <w:rFonts w:ascii="Times New Roman" w:hAnsi="Times New Roman" w:cs="Times New Roman"/>
-          <w:color w:val="000000"/>
-          <w:shd w:val="clear" w:color="auto" w:fill="FFFFFF"/>
-        </w:rPr>
-        <w:t xml:space="preserve"> due to the Nursing shortage</w:t>
-      </w:r>
-      <w:r>
-        <w:rPr>
-          <w:rFonts w:ascii="Times New Roman" w:hAnsi="Times New Roman" w:cs="Times New Roman"/>
-          <w:color w:val="000000"/>
-          <w:shd w:val="clear" w:color="auto" w:fill="FFFFFF"/>
-        </w:rPr>
-        <w:t>. O</w:t>
-      </w:r>
-      <w:r>
-        <w:rPr>
-          <w:rFonts w:ascii="Times New Roman" w:hAnsi="Times New Roman" w:cs="Times New Roman"/>
-          <w:color w:val="000000"/>
-          <w:shd w:val="clear" w:color="auto" w:fill="FFFFFF"/>
-        </w:rPr>
-        <w:t xml:space="preserve">ne of them was they had to close beds due to not enough Nurses </w:t>
-      </w:r>
-      <w:r>
-        <w:rPr>
-          <w:rFonts w:ascii="Times New Roman" w:hAnsi="Times New Roman" w:cs="Times New Roman"/>
-          <w:color w:val="000000"/>
-          <w:shd w:val="clear" w:color="auto" w:fill="FFFFFF"/>
-        </w:rPr>
-        <w:t xml:space="preserve">which </w:t>
-      </w:r>
-      <w:r>
-        <w:rPr>
-          <w:rFonts w:ascii="Times New Roman" w:hAnsi="Times New Roman" w:cs="Times New Roman"/>
-          <w:color w:val="000000"/>
-          <w:shd w:val="clear" w:color="auto" w:fill="FFFFFF"/>
-        </w:rPr>
-        <w:t>le</w:t>
-      </w:r>
-      <w:r>
-        <w:rPr>
-          <w:rFonts w:ascii="Times New Roman" w:hAnsi="Times New Roman" w:cs="Times New Roman"/>
-          <w:color w:val="000000"/>
-          <w:shd w:val="clear" w:color="auto" w:fill="FFFFFF"/>
-        </w:rPr>
-        <w:t>d</w:t>
-      </w:r>
-      <w:r>
-        <w:rPr>
-          <w:rFonts w:ascii="Times New Roman" w:hAnsi="Times New Roman" w:cs="Times New Roman"/>
-          <w:color w:val="000000"/>
-          <w:shd w:val="clear" w:color="auto" w:fill="FFFFFF"/>
-        </w:rPr>
-        <w:t xml:space="preserve"> </w:t>
-      </w:r>
-      <w:r>
-        <w:rPr>
-          <w:rFonts w:ascii="Times New Roman" w:hAnsi="Times New Roman" w:cs="Times New Roman"/>
-          <w:color w:val="000000"/>
-          <w:shd w:val="clear" w:color="auto" w:fill="FFFFFF"/>
-        </w:rPr>
-        <w:t xml:space="preserve">to </w:t>
-      </w:r>
-      <w:r>
-        <w:rPr>
-          <w:rFonts w:ascii="Times New Roman" w:hAnsi="Times New Roman" w:cs="Times New Roman"/>
-          <w:color w:val="000000"/>
-          <w:shd w:val="clear" w:color="auto" w:fill="FFFFFF"/>
-        </w:rPr>
-        <w:t>the Emergency department admitting fewer patients, they also had to move the less sick patient to another hospital so that they can give beds for the sicker patient</w:t>
-      </w:r>
-      <w:r>
-        <w:rPr>
-          <w:rFonts w:ascii="Times New Roman" w:hAnsi="Times New Roman" w:cs="Times New Roman"/>
-          <w:color w:val="000000"/>
-          <w:shd w:val="clear" w:color="auto" w:fill="FFFFFF"/>
-        </w:rPr>
-        <w:t xml:space="preserve"> in our hospital. </w:t>
-      </w:r>
-      <w:r>
-        <w:rPr>
-          <w:rFonts w:ascii="Times New Roman" w:hAnsi="Times New Roman" w:cs="Times New Roman"/>
-          <w:color w:val="000000"/>
-          <w:shd w:val="clear" w:color="auto" w:fill="FFFFFF"/>
-        </w:rPr>
-        <w:t xml:space="preserve">Because </w:t>
-      </w:r>
-      <w:r>
-        <w:rPr>
-          <w:rFonts w:ascii="Times New Roman" w:hAnsi="Times New Roman" w:cs="Times New Roman"/>
-          <w:color w:val="000000"/>
-          <w:shd w:val="clear" w:color="auto" w:fill="FFFFFF"/>
-        </w:rPr>
-        <w:t xml:space="preserve">the </w:t>
-      </w:r>
-      <w:r>
-        <w:rPr>
-          <w:rFonts w:ascii="Times New Roman" w:hAnsi="Times New Roman" w:cs="Times New Roman"/>
-          <w:color w:val="000000"/>
-          <w:shd w:val="clear" w:color="auto" w:fill="FFFFFF"/>
-        </w:rPr>
-        <w:t xml:space="preserve">Nursing shortage is </w:t>
-      </w:r>
-      <w:r>
-        <w:rPr>
-          <w:rFonts w:ascii="Times New Roman" w:hAnsi="Times New Roman" w:cs="Times New Roman"/>
-          <w:color w:val="000000"/>
-          <w:shd w:val="clear" w:color="auto" w:fill="FFFFFF"/>
-        </w:rPr>
-        <w:t>everywhere</w:t>
-      </w:r>
-      <w:r>
-        <w:rPr>
-          <w:rFonts w:ascii="Times New Roman" w:hAnsi="Times New Roman" w:cs="Times New Roman"/>
-          <w:color w:val="000000"/>
-          <w:shd w:val="clear" w:color="auto" w:fill="FFFFFF"/>
-        </w:rPr>
-        <w:t xml:space="preserve">, Wolak also mentioned how it took a long time to get beds for </w:t>
-      </w:r>
-      <w:r>
-        <w:rPr>
-          <w:rFonts w:ascii="Times New Roman" w:hAnsi="Times New Roman" w:cs="Times New Roman"/>
-          <w:color w:val="000000"/>
-          <w:shd w:val="clear" w:color="auto" w:fill="FFFFFF"/>
-        </w:rPr>
-        <w:t>stable patients</w:t>
-      </w:r>
-      <w:r>
-        <w:rPr>
-          <w:rFonts w:ascii="Times New Roman" w:hAnsi="Times New Roman" w:cs="Times New Roman"/>
-          <w:color w:val="000000"/>
-          <w:shd w:val="clear" w:color="auto" w:fill="FFFFFF"/>
-        </w:rPr>
-        <w:t xml:space="preserve"> in another hospital. </w:t>
-      </w:r>
-      <w:r>
-        <w:rPr>
-          <w:rFonts w:ascii="Times New Roman" w:hAnsi="Times New Roman" w:cs="Times New Roman"/>
-          <w:color w:val="000000"/>
-          <w:shd w:val="clear" w:color="auto" w:fill="FFFFFF"/>
-        </w:rPr>
-        <w:t xml:space="preserve">Cathy </w:t>
-      </w:r>
-      <w:r>
-        <w:rPr>
-          <w:rFonts w:ascii="Times New Roman" w:hAnsi="Times New Roman" w:cs="Times New Roman"/>
-          <w:color w:val="000000"/>
-          <w:shd w:val="clear" w:color="auto" w:fill="FFFFFF"/>
-        </w:rPr>
-        <w:t>Madigan</w:t>
-      </w:r>
-      <w:r>
-        <w:rPr>
-          <w:rFonts w:ascii="Times New Roman" w:hAnsi="Times New Roman" w:cs="Times New Roman"/>
-          <w:color w:val="000000"/>
-          <w:shd w:val="clear" w:color="auto" w:fill="FFFFFF"/>
-        </w:rPr>
-        <w:t xml:space="preserve"> from UNC </w:t>
-      </w:r>
-      <w:r>
-        <w:rPr>
-          <w:rFonts w:ascii="Times New Roman" w:hAnsi="Times New Roman" w:cs="Times New Roman"/>
-          <w:color w:val="000000"/>
-          <w:shd w:val="clear" w:color="auto" w:fill="FFFFFF"/>
-        </w:rPr>
-        <w:t xml:space="preserve">said that </w:t>
-      </w:r>
-      <w:r>
-        <w:rPr>
-          <w:rFonts w:ascii="Times New Roman" w:hAnsi="Times New Roman" w:cs="Times New Roman"/>
-          <w:color w:val="000000"/>
-          <w:shd w:val="clear" w:color="auto" w:fill="FFFFFF"/>
-        </w:rPr>
-        <w:t>how elective surgeries are delayed</w:t>
-      </w:r>
-      <w:r>
-        <w:rPr>
-          <w:rFonts w:ascii="Times New Roman" w:hAnsi="Times New Roman" w:cs="Times New Roman"/>
-          <w:color w:val="000000"/>
-          <w:shd w:val="clear" w:color="auto" w:fill="FFFFFF"/>
-        </w:rPr>
-        <w:t xml:space="preserve">, and </w:t>
-      </w:r>
-      <w:r>
-        <w:rPr>
-          <w:rFonts w:ascii="Times New Roman" w:hAnsi="Times New Roman" w:cs="Times New Roman"/>
-          <w:color w:val="000000"/>
-          <w:shd w:val="clear" w:color="auto" w:fill="FFFFFF"/>
-        </w:rPr>
-        <w:t xml:space="preserve">the ED waiting time was </w:t>
-      </w:r>
-      <w:r>
-        <w:rPr>
-          <w:rFonts w:ascii="Times New Roman" w:hAnsi="Times New Roman" w:cs="Times New Roman"/>
-          <w:color w:val="000000"/>
-          <w:shd w:val="clear" w:color="auto" w:fill="FFFFFF"/>
-        </w:rPr>
-        <w:t>long</w:t>
-      </w:r>
-      <w:r>
-        <w:rPr>
-          <w:rFonts w:ascii="Times New Roman" w:hAnsi="Times New Roman" w:cs="Times New Roman"/>
-          <w:color w:val="000000"/>
-          <w:shd w:val="clear" w:color="auto" w:fill="FFFFFF"/>
-        </w:rPr>
-        <w:t xml:space="preserve"> due to Nursing Shortage. (Lynn, 2022)</w:t>
-      </w:r>
-      <w:r>
-        <w:rPr>
-          <w:rFonts w:ascii="Times New Roman" w:hAnsi="Times New Roman" w:cs="Times New Roman"/>
-          <w:color w:val="000000"/>
-          <w:shd w:val="clear" w:color="auto" w:fill="FFFFFF"/>
-        </w:rPr>
-        <w:t xml:space="preserve"> The Nursing shortage has brought a lot of challenges that have affected patients, Nurses, organizations, and the entire nation and we can imagine how it’s going to be when the projected shortage of Nurses by 2033 will be almost 2,000 that is 31% of Workforce at UNC health care system. </w:t>
-      </w:r>
-      <w:r>
-        <w:rPr>
-          <w:rFonts w:ascii="Times New Roman" w:hAnsi="Times New Roman" w:cs="Times New Roman"/>
-          <w:color w:val="000000"/>
-          <w:shd w:val="clear" w:color="auto" w:fill="FFFFFF"/>
-        </w:rPr>
-        <w:t>(Lynn, 2022)</w:t>
-      </w:r>
-    </w:p>
-    <w:p>
-      <w:pPr>
-        <w:spacing w:line="480" w:lineRule="auto"/>
-        <w:rPr>
-          <w:rFonts w:ascii="Times New Roman" w:hAnsi="Times New Roman" w:cs="Times New Roman"/>
-          <w:color w:val="000000"/>
-          <w:shd w:val="clear" w:color="auto" w:fill="FFFFFF"/>
-        </w:rPr>
       </w:pPr>
     </w:p>
     <w:p>
@@ -680,7 +293,10 @@
           <w:shd w:val="clear" w:color="auto" w:fill="FFFFFF"/>
         </w:rPr>
       </w:pPr>
-      <w:r>
+    </w:p>
+    <w:p>
+      <w:pPr>
+        <w:spacing w:line="480" w:lineRule="auto"/>
         <w:rPr>
           <w:rFonts w:ascii="Times New Roman" w:hAnsi="Times New Roman" w:cs="Times New Roman"/>
           <w:b/>
@@ -690,7 +306,624 @@
           <w:szCs w:val="28"/>
           <w:shd w:val="clear" w:color="auto" w:fill="FFFFFF"/>
         </w:rPr>
+      </w:pPr>
+    </w:p>
+    <w:p>
+      <w:pPr>
+        <w:pStyle w:val="Heading2"/>
+        <w:spacing w:before="300" w:beforeAutospacing="0" w:after="0" w:afterAutospacing="0" w:line="450" w:lineRule="atLeast"/>
+        <w:ind w:firstLine="245"/>
+        <w:rPr>
+          <w:caps/>
+          <w:sz w:val="24"/>
+          <w:szCs w:val="24"/>
+        </w:rPr>
+      </w:pPr>
+      <w:r>
+        <w:rPr>
+          <w:color w:val="000000"/>
+          <w:sz w:val="24"/>
+          <w:szCs w:val="24"/>
+          <w:shd w:val="clear" w:color="auto" w:fill="FFFFFF"/>
+        </w:rPr>
         <w:lastRenderedPageBreak/>
+        <w:t xml:space="preserve">Topic: </w:t>
+      </w:r>
+      <w:r>
+        <w:rPr>
+          <w:caps/>
+          <w:sz w:val="24"/>
+          <w:szCs w:val="24"/>
+        </w:rPr>
+        <w:t>Analysis of a Pertinent Healthcare Issue</w:t>
+      </w:r>
+    </w:p>
+    <w:p>
+      <w:pPr>
+        <w:shd w:val="clear" w:color="auto" w:fill="FFFFFF"/>
+        <w:spacing w:before="180" w:after="180" w:line="480" w:lineRule="auto"/>
+        <w:jc w:val="both"/>
+        <w:rPr>
+          <w:rFonts w:ascii="Times New Roman" w:eastAsia="Times New Roman" w:hAnsi="Times New Roman" w:cs="Times New Roman"/>
+          <w:b/>
+          <w:bCs/>
+          <w:color w:val="273540"/>
+        </w:rPr>
+      </w:pPr>
+      <w:r>
+        <w:rPr>
+          <w:rFonts w:ascii="Times New Roman" w:eastAsia="Times New Roman" w:hAnsi="Times New Roman" w:cs="Times New Roman"/>
+          <w:b/>
+          <w:bCs/>
+          <w:color w:val="273540"/>
+        </w:rPr>
+        <w:t xml:space="preserve">Develop a </w:t>
+      </w:r>
+      <w:proofErr w:type="gramStart"/>
+      <w:r>
+        <w:rPr>
+          <w:rFonts w:ascii="Times New Roman" w:eastAsia="Times New Roman" w:hAnsi="Times New Roman" w:cs="Times New Roman"/>
+          <w:b/>
+          <w:bCs/>
+          <w:color w:val="273540"/>
+        </w:rPr>
+        <w:t>2 to 3 page</w:t>
+      </w:r>
+      <w:proofErr w:type="gramEnd"/>
+      <w:r>
+        <w:rPr>
+          <w:rFonts w:ascii="Times New Roman" w:eastAsia="Times New Roman" w:hAnsi="Times New Roman" w:cs="Times New Roman"/>
+          <w:b/>
+          <w:bCs/>
+          <w:color w:val="273540"/>
+        </w:rPr>
+        <w:t xml:space="preserve"> paper, written to your organization’s leadership team, addressing your selected national healthcare issue/stressor and how it is impacting your work setting. Be sure to address the following:</w:t>
+      </w:r>
+    </w:p>
+    <w:p>
+      <w:pPr>
+        <w:numPr>
+          <w:ilvl w:val="0"/>
+          <w:numId w:val="2"/>
+        </w:numPr>
+        <w:shd w:val="clear" w:color="auto" w:fill="FFFFFF"/>
+        <w:spacing w:before="100" w:beforeAutospacing="1" w:after="100" w:afterAutospacing="1" w:line="480" w:lineRule="auto"/>
+        <w:ind w:left="1095"/>
+        <w:jc w:val="both"/>
+        <w:rPr>
+          <w:rFonts w:ascii="Times New Roman" w:eastAsia="Times New Roman" w:hAnsi="Times New Roman" w:cs="Times New Roman"/>
+          <w:b/>
+          <w:bCs/>
+          <w:color w:val="273540"/>
+        </w:rPr>
+      </w:pPr>
+      <w:r>
+        <w:rPr>
+          <w:rFonts w:ascii="Times New Roman" w:eastAsia="Times New Roman" w:hAnsi="Times New Roman" w:cs="Times New Roman"/>
+          <w:b/>
+          <w:bCs/>
+          <w:color w:val="273540"/>
+        </w:rPr>
+        <w:t>Describe the national healthcare issue/stressor you selected and its impact on your organization. Use organizational data to quantify the impact (if necessary, seek assistance from leadership or appropriate stakeholders in your organization).</w:t>
+      </w:r>
+    </w:p>
+    <w:p>
+      <w:pPr>
+        <w:numPr>
+          <w:ilvl w:val="0"/>
+          <w:numId w:val="2"/>
+        </w:numPr>
+        <w:shd w:val="clear" w:color="auto" w:fill="FFFFFF"/>
+        <w:spacing w:before="100" w:beforeAutospacing="1" w:after="100" w:afterAutospacing="1" w:line="480" w:lineRule="auto"/>
+        <w:ind w:left="1095"/>
+        <w:jc w:val="both"/>
+        <w:rPr>
+          <w:rFonts w:ascii="Times New Roman" w:eastAsia="Times New Roman" w:hAnsi="Times New Roman" w:cs="Times New Roman"/>
+          <w:b/>
+          <w:bCs/>
+          <w:color w:val="273540"/>
+        </w:rPr>
+      </w:pPr>
+      <w:r>
+        <w:rPr>
+          <w:rFonts w:ascii="Times New Roman" w:eastAsia="Times New Roman" w:hAnsi="Times New Roman" w:cs="Times New Roman"/>
+          <w:b/>
+          <w:bCs/>
+          <w:color w:val="273540"/>
+        </w:rPr>
+        <w:t xml:space="preserve">Provide </w:t>
+      </w:r>
+      <w:proofErr w:type="gramStart"/>
+      <w:r>
+        <w:rPr>
+          <w:rFonts w:ascii="Times New Roman" w:eastAsia="Times New Roman" w:hAnsi="Times New Roman" w:cs="Times New Roman"/>
+          <w:b/>
+          <w:bCs/>
+          <w:color w:val="273540"/>
+        </w:rPr>
+        <w:t>a brief summary</w:t>
+      </w:r>
+      <w:proofErr w:type="gramEnd"/>
+      <w:r>
+        <w:rPr>
+          <w:rFonts w:ascii="Times New Roman" w:eastAsia="Times New Roman" w:hAnsi="Times New Roman" w:cs="Times New Roman"/>
+          <w:b/>
+          <w:bCs/>
+          <w:color w:val="273540"/>
+        </w:rPr>
+        <w:t xml:space="preserve"> of the two articles you reviewed from outside resources on the national healthcare issue/stressor. Explain how the healthcare issue/stressor is being addressed in other organizations.</w:t>
+      </w:r>
+    </w:p>
+    <w:p>
+      <w:pPr>
+        <w:numPr>
+          <w:ilvl w:val="0"/>
+          <w:numId w:val="2"/>
+        </w:numPr>
+        <w:shd w:val="clear" w:color="auto" w:fill="FFFFFF"/>
+        <w:spacing w:before="100" w:beforeAutospacing="1" w:after="100" w:afterAutospacing="1" w:line="480" w:lineRule="auto"/>
+        <w:ind w:left="1095"/>
+        <w:jc w:val="both"/>
+        <w:rPr>
+          <w:rFonts w:ascii="Lato" w:eastAsia="Times New Roman" w:hAnsi="Lato" w:cs="Times New Roman"/>
+          <w:color w:val="273540"/>
+        </w:rPr>
+      </w:pPr>
+      <w:r>
+        <w:rPr>
+          <w:rFonts w:ascii="Times New Roman" w:eastAsia="Times New Roman" w:hAnsi="Times New Roman" w:cs="Times New Roman"/>
+          <w:b/>
+          <w:bCs/>
+          <w:color w:val="273540"/>
+        </w:rPr>
+        <w:t>Summarize the strategies used to address the organizational impact of national healthcare issues/stressors presented in the scholarly resources you selected. Explain how they may impact your organization both positively and negatively. Be specific and provide examples</w:t>
+      </w:r>
+      <w:r>
+        <w:rPr>
+          <w:rFonts w:ascii="Lato" w:eastAsia="Times New Roman" w:hAnsi="Lato" w:cs="Times New Roman"/>
+          <w:color w:val="273540"/>
+        </w:rPr>
+        <w:t>.</w:t>
+      </w:r>
+    </w:p>
+    <w:p>
+      <w:pPr>
+        <w:spacing w:line="480" w:lineRule="auto"/>
+        <w:rPr>
+          <w:rFonts w:ascii="Times New Roman" w:hAnsi="Times New Roman" w:cs="Times New Roman"/>
+          <w:b/>
+          <w:bCs/>
+          <w:color w:val="000000"/>
+          <w:sz w:val="28"/>
+          <w:szCs w:val="28"/>
+          <w:shd w:val="clear" w:color="auto" w:fill="FFFFFF"/>
+        </w:rPr>
+      </w:pPr>
+    </w:p>
+    <w:p>
+      <w:pPr>
+        <w:spacing w:line="480" w:lineRule="auto"/>
+        <w:rPr>
+          <w:rFonts w:ascii="Times New Roman" w:hAnsi="Times New Roman" w:cs="Times New Roman"/>
+          <w:b/>
+          <w:bCs/>
+          <w:color w:val="000000"/>
+          <w:sz w:val="28"/>
+          <w:szCs w:val="28"/>
+          <w:shd w:val="clear" w:color="auto" w:fill="FFFFFF"/>
+        </w:rPr>
+      </w:pPr>
+      <w:r>
+        <w:rPr>
+          <w:rFonts w:ascii="Times New Roman" w:hAnsi="Times New Roman" w:cs="Times New Roman"/>
+          <w:b/>
+          <w:bCs/>
+          <w:color w:val="000000"/>
+          <w:sz w:val="28"/>
+          <w:szCs w:val="28"/>
+          <w:shd w:val="clear" w:color="auto" w:fill="FFFFFF"/>
+        </w:rPr>
+        <w:t>Nursing Shortage</w:t>
+      </w:r>
+    </w:p>
+    <w:p>
+      <w:pPr>
+        <w:spacing w:line="480" w:lineRule="auto"/>
+        <w:rPr>
+          <w:rFonts w:ascii="Times New Roman" w:hAnsi="Times New Roman" w:cs="Times New Roman"/>
+          <w:color w:val="000000"/>
+          <w:shd w:val="clear" w:color="auto" w:fill="FFFFFF"/>
+        </w:rPr>
+      </w:pPr>
+      <w:r>
+        <w:rPr>
+          <w:rFonts w:ascii="Times New Roman" w:hAnsi="Times New Roman" w:cs="Times New Roman"/>
+          <w:color w:val="000000"/>
+          <w:shd w:val="clear" w:color="auto" w:fill="FFFFFF"/>
+        </w:rPr>
+        <w:t xml:space="preserve">The health care issue my organization as well as the entire nation is facing is the Nursing shortage. My organization is </w:t>
+      </w:r>
+      <w:r>
+        <w:rPr>
+          <w:rFonts w:ascii="Times New Roman" w:hAnsi="Times New Roman" w:cs="Times New Roman"/>
+          <w:color w:val="000000"/>
+          <w:shd w:val="clear" w:color="auto" w:fill="FFFFFF"/>
+        </w:rPr>
+        <w:t>facing a strong impact on</w:t>
+      </w:r>
+      <w:r>
+        <w:rPr>
+          <w:rFonts w:ascii="Times New Roman" w:hAnsi="Times New Roman" w:cs="Times New Roman"/>
+          <w:color w:val="000000"/>
+          <w:shd w:val="clear" w:color="auto" w:fill="FFFFFF"/>
+        </w:rPr>
+        <w:t xml:space="preserve"> </w:t>
+      </w:r>
+      <w:r>
+        <w:rPr>
+          <w:rFonts w:ascii="Times New Roman" w:hAnsi="Times New Roman" w:cs="Times New Roman"/>
+          <w:color w:val="000000"/>
+          <w:shd w:val="clear" w:color="auto" w:fill="FFFFFF"/>
+        </w:rPr>
+        <w:t xml:space="preserve">work quality, nursing care, and patient safety due to staffing shortages.  </w:t>
+      </w:r>
+      <w:r>
+        <w:rPr>
+          <w:rFonts w:ascii="Times New Roman" w:hAnsi="Times New Roman" w:cs="Times New Roman"/>
+          <w:color w:val="000000"/>
+          <w:shd w:val="clear" w:color="auto" w:fill="FFFFFF"/>
+        </w:rPr>
+        <w:t>Nurses must work long hours to complete the task and</w:t>
+      </w:r>
+      <w:r>
+        <w:rPr>
+          <w:rFonts w:ascii="Times New Roman" w:hAnsi="Times New Roman" w:cs="Times New Roman"/>
+          <w:color w:val="000000"/>
+          <w:shd w:val="clear" w:color="auto" w:fill="FFFFFF"/>
+        </w:rPr>
+        <w:t xml:space="preserve"> because of nurses running late due to working long hours the previous day/night. </w:t>
+      </w:r>
+      <w:r>
+        <w:rPr>
+          <w:rFonts w:ascii="Times New Roman" w:hAnsi="Times New Roman" w:cs="Times New Roman"/>
+          <w:color w:val="000000"/>
+          <w:shd w:val="clear" w:color="auto" w:fill="FFFFFF"/>
+        </w:rPr>
+        <w:t xml:space="preserve">Burnout, delaying treatment, back injuries </w:t>
+      </w:r>
+      <w:r>
+        <w:rPr>
+          <w:rFonts w:ascii="Times New Roman" w:hAnsi="Times New Roman" w:cs="Times New Roman"/>
+          <w:color w:val="000000"/>
+          <w:shd w:val="clear" w:color="auto" w:fill="FFFFFF"/>
+        </w:rPr>
+        <w:t xml:space="preserve">because of no NAs while turning and repositioning patients every 2 hours, and a high chance of making errors </w:t>
+      </w:r>
+      <w:r>
+        <w:rPr>
+          <w:rFonts w:ascii="Times New Roman" w:hAnsi="Times New Roman" w:cs="Times New Roman"/>
+          <w:color w:val="000000"/>
+          <w:shd w:val="clear" w:color="auto" w:fill="FFFFFF"/>
+        </w:rPr>
+        <w:t>due to nurses</w:t>
+      </w:r>
+      <w:r>
+        <w:rPr>
+          <w:rFonts w:ascii="Times New Roman" w:hAnsi="Times New Roman" w:cs="Times New Roman"/>
+          <w:color w:val="000000"/>
+          <w:shd w:val="clear" w:color="auto" w:fill="FFFFFF"/>
+        </w:rPr>
+        <w:t xml:space="preserve"> trying to do multiple tasks at one time</w:t>
+      </w:r>
+      <w:r>
+        <w:rPr>
+          <w:rFonts w:ascii="Times New Roman" w:hAnsi="Times New Roman" w:cs="Times New Roman"/>
+          <w:color w:val="000000"/>
+          <w:shd w:val="clear" w:color="auto" w:fill="FFFFFF"/>
+        </w:rPr>
+        <w:t xml:space="preserve"> </w:t>
+      </w:r>
+      <w:r>
+        <w:rPr>
+          <w:rFonts w:ascii="Times New Roman" w:hAnsi="Times New Roman" w:cs="Times New Roman"/>
+          <w:color w:val="000000"/>
+          <w:shd w:val="clear" w:color="auto" w:fill="FFFFFF"/>
+        </w:rPr>
+        <w:lastRenderedPageBreak/>
+        <w:t xml:space="preserve">are seen due to the shortage. With the high volume of patients seeking care, there is an increasing patient load that has led to no quality health care. Nurses are understaffed and overworked, unhappy, and uncomfortable and their license is at risk. </w:t>
+      </w:r>
+    </w:p>
+    <w:p>
+      <w:pPr>
+        <w:spacing w:line="480" w:lineRule="auto"/>
+        <w:rPr>
+          <w:rFonts w:ascii="Times New Roman" w:hAnsi="Times New Roman" w:cs="Times New Roman"/>
+          <w:color w:val="000000"/>
+          <w:shd w:val="clear" w:color="auto" w:fill="FFFFFF"/>
+        </w:rPr>
+      </w:pPr>
+      <w:r>
+        <w:rPr>
+          <w:rFonts w:ascii="Times New Roman" w:hAnsi="Times New Roman" w:cs="Times New Roman"/>
+          <w:color w:val="000000"/>
+          <w:shd w:val="clear" w:color="auto" w:fill="FFFFFF"/>
+        </w:rPr>
+        <w:t xml:space="preserve">I am currently employed at UNC-Chapel Hill and Eric Wolak, </w:t>
+      </w:r>
+      <w:r>
+        <w:rPr>
+          <w:rFonts w:ascii="Times New Roman" w:hAnsi="Times New Roman" w:cs="Times New Roman"/>
+          <w:color w:val="000000"/>
+          <w:shd w:val="clear" w:color="auto" w:fill="FFFFFF"/>
+        </w:rPr>
+        <w:t>c</w:t>
+      </w:r>
+      <w:r>
+        <w:rPr>
+          <w:rFonts w:ascii="Times New Roman" w:hAnsi="Times New Roman" w:cs="Times New Roman"/>
+          <w:color w:val="000000"/>
+          <w:shd w:val="clear" w:color="auto" w:fill="FFFFFF"/>
+        </w:rPr>
+        <w:t xml:space="preserve">hief operating officer at UNC Chatham mentioned the challenges that they </w:t>
+      </w:r>
+      <w:r>
+        <w:rPr>
+          <w:rFonts w:ascii="Times New Roman" w:hAnsi="Times New Roman" w:cs="Times New Roman"/>
+          <w:color w:val="000000"/>
+          <w:shd w:val="clear" w:color="auto" w:fill="FFFFFF"/>
+        </w:rPr>
+        <w:t>were facing</w:t>
+      </w:r>
+      <w:r>
+        <w:rPr>
+          <w:rFonts w:ascii="Times New Roman" w:hAnsi="Times New Roman" w:cs="Times New Roman"/>
+          <w:color w:val="000000"/>
+          <w:shd w:val="clear" w:color="auto" w:fill="FFFFFF"/>
+        </w:rPr>
+        <w:t xml:space="preserve"> due to the Nursing shortage</w:t>
+      </w:r>
+      <w:r>
+        <w:rPr>
+          <w:rFonts w:ascii="Times New Roman" w:hAnsi="Times New Roman" w:cs="Times New Roman"/>
+          <w:color w:val="000000"/>
+          <w:shd w:val="clear" w:color="auto" w:fill="FFFFFF"/>
+        </w:rPr>
+        <w:t>. O</w:t>
+      </w:r>
+      <w:r>
+        <w:rPr>
+          <w:rFonts w:ascii="Times New Roman" w:hAnsi="Times New Roman" w:cs="Times New Roman"/>
+          <w:color w:val="000000"/>
+          <w:shd w:val="clear" w:color="auto" w:fill="FFFFFF"/>
+        </w:rPr>
+        <w:t xml:space="preserve">ne of them was they had to close beds due to not enough Nurses </w:t>
+      </w:r>
+      <w:r>
+        <w:rPr>
+          <w:rFonts w:ascii="Times New Roman" w:hAnsi="Times New Roman" w:cs="Times New Roman"/>
+          <w:color w:val="000000"/>
+          <w:shd w:val="clear" w:color="auto" w:fill="FFFFFF"/>
+        </w:rPr>
+        <w:t xml:space="preserve">which </w:t>
+      </w:r>
+      <w:r>
+        <w:rPr>
+          <w:rFonts w:ascii="Times New Roman" w:hAnsi="Times New Roman" w:cs="Times New Roman"/>
+          <w:color w:val="000000"/>
+          <w:shd w:val="clear" w:color="auto" w:fill="FFFFFF"/>
+        </w:rPr>
+        <w:t>le</w:t>
+      </w:r>
+      <w:r>
+        <w:rPr>
+          <w:rFonts w:ascii="Times New Roman" w:hAnsi="Times New Roman" w:cs="Times New Roman"/>
+          <w:color w:val="000000"/>
+          <w:shd w:val="clear" w:color="auto" w:fill="FFFFFF"/>
+        </w:rPr>
+        <w:t>d</w:t>
+      </w:r>
+      <w:r>
+        <w:rPr>
+          <w:rFonts w:ascii="Times New Roman" w:hAnsi="Times New Roman" w:cs="Times New Roman"/>
+          <w:color w:val="000000"/>
+          <w:shd w:val="clear" w:color="auto" w:fill="FFFFFF"/>
+        </w:rPr>
+        <w:t xml:space="preserve"> </w:t>
+      </w:r>
+      <w:r>
+        <w:rPr>
+          <w:rFonts w:ascii="Times New Roman" w:hAnsi="Times New Roman" w:cs="Times New Roman"/>
+          <w:color w:val="000000"/>
+          <w:shd w:val="clear" w:color="auto" w:fill="FFFFFF"/>
+        </w:rPr>
+        <w:t xml:space="preserve">to </w:t>
+      </w:r>
+      <w:r>
+        <w:rPr>
+          <w:rFonts w:ascii="Times New Roman" w:hAnsi="Times New Roman" w:cs="Times New Roman"/>
+          <w:color w:val="000000"/>
+          <w:shd w:val="clear" w:color="auto" w:fill="FFFFFF"/>
+        </w:rPr>
+        <w:t>the Emergency department admitting fewer patients, they also had to move the less sick patient to another hospital so that they can give beds for the sicker patient</w:t>
+      </w:r>
+      <w:r>
+        <w:rPr>
+          <w:rFonts w:ascii="Times New Roman" w:hAnsi="Times New Roman" w:cs="Times New Roman"/>
+          <w:color w:val="000000"/>
+          <w:shd w:val="clear" w:color="auto" w:fill="FFFFFF"/>
+        </w:rPr>
+        <w:t xml:space="preserve"> in our hospital. </w:t>
+      </w:r>
+      <w:r>
+        <w:rPr>
+          <w:rFonts w:ascii="Times New Roman" w:hAnsi="Times New Roman" w:cs="Times New Roman"/>
+          <w:color w:val="000000"/>
+          <w:shd w:val="clear" w:color="auto" w:fill="FFFFFF"/>
+        </w:rPr>
+        <w:t xml:space="preserve">Because </w:t>
+      </w:r>
+      <w:r>
+        <w:rPr>
+          <w:rFonts w:ascii="Times New Roman" w:hAnsi="Times New Roman" w:cs="Times New Roman"/>
+          <w:color w:val="000000"/>
+          <w:shd w:val="clear" w:color="auto" w:fill="FFFFFF"/>
+        </w:rPr>
+        <w:t xml:space="preserve">the </w:t>
+      </w:r>
+      <w:r>
+        <w:rPr>
+          <w:rFonts w:ascii="Times New Roman" w:hAnsi="Times New Roman" w:cs="Times New Roman"/>
+          <w:color w:val="000000"/>
+          <w:shd w:val="clear" w:color="auto" w:fill="FFFFFF"/>
+        </w:rPr>
+        <w:t xml:space="preserve">Nursing shortage is </w:t>
+      </w:r>
+      <w:r>
+        <w:rPr>
+          <w:rFonts w:ascii="Times New Roman" w:hAnsi="Times New Roman" w:cs="Times New Roman"/>
+          <w:color w:val="000000"/>
+          <w:shd w:val="clear" w:color="auto" w:fill="FFFFFF"/>
+        </w:rPr>
+        <w:t>everywhere</w:t>
+      </w:r>
+      <w:r>
+        <w:rPr>
+          <w:rFonts w:ascii="Times New Roman" w:hAnsi="Times New Roman" w:cs="Times New Roman"/>
+          <w:color w:val="000000"/>
+          <w:shd w:val="clear" w:color="auto" w:fill="FFFFFF"/>
+        </w:rPr>
+        <w:t xml:space="preserve">, Wolak also mentioned how it took a long time to get beds for </w:t>
+      </w:r>
+      <w:r>
+        <w:rPr>
+          <w:rFonts w:ascii="Times New Roman" w:hAnsi="Times New Roman" w:cs="Times New Roman"/>
+          <w:color w:val="000000"/>
+          <w:shd w:val="clear" w:color="auto" w:fill="FFFFFF"/>
+        </w:rPr>
+        <w:t>stable patients</w:t>
+      </w:r>
+      <w:r>
+        <w:rPr>
+          <w:rFonts w:ascii="Times New Roman" w:hAnsi="Times New Roman" w:cs="Times New Roman"/>
+          <w:color w:val="000000"/>
+          <w:shd w:val="clear" w:color="auto" w:fill="FFFFFF"/>
+        </w:rPr>
+        <w:t xml:space="preserve"> in another hospital. </w:t>
+      </w:r>
+      <w:r>
+        <w:rPr>
+          <w:rFonts w:ascii="Times New Roman" w:hAnsi="Times New Roman" w:cs="Times New Roman"/>
+          <w:color w:val="000000"/>
+          <w:shd w:val="clear" w:color="auto" w:fill="FFFFFF"/>
+        </w:rPr>
+        <w:t xml:space="preserve">Cathy </w:t>
+      </w:r>
+      <w:r>
+        <w:rPr>
+          <w:rFonts w:ascii="Times New Roman" w:hAnsi="Times New Roman" w:cs="Times New Roman"/>
+          <w:color w:val="000000"/>
+          <w:shd w:val="clear" w:color="auto" w:fill="FFFFFF"/>
+        </w:rPr>
+        <w:t>Madigan</w:t>
+      </w:r>
+      <w:r>
+        <w:rPr>
+          <w:rFonts w:ascii="Times New Roman" w:hAnsi="Times New Roman" w:cs="Times New Roman"/>
+          <w:color w:val="000000"/>
+          <w:shd w:val="clear" w:color="auto" w:fill="FFFFFF"/>
+        </w:rPr>
+        <w:t xml:space="preserve"> from UNC </w:t>
+      </w:r>
+      <w:r>
+        <w:rPr>
+          <w:rFonts w:ascii="Times New Roman" w:hAnsi="Times New Roman" w:cs="Times New Roman"/>
+          <w:color w:val="000000"/>
+          <w:shd w:val="clear" w:color="auto" w:fill="FFFFFF"/>
+        </w:rPr>
+        <w:t xml:space="preserve">said that </w:t>
+      </w:r>
+      <w:r>
+        <w:rPr>
+          <w:rFonts w:ascii="Times New Roman" w:hAnsi="Times New Roman" w:cs="Times New Roman"/>
+          <w:color w:val="000000"/>
+          <w:shd w:val="clear" w:color="auto" w:fill="FFFFFF"/>
+        </w:rPr>
+        <w:t>how elective surgeries are delayed</w:t>
+      </w:r>
+      <w:r>
+        <w:rPr>
+          <w:rFonts w:ascii="Times New Roman" w:hAnsi="Times New Roman" w:cs="Times New Roman"/>
+          <w:color w:val="000000"/>
+          <w:shd w:val="clear" w:color="auto" w:fill="FFFFFF"/>
+        </w:rPr>
+        <w:t xml:space="preserve">, and </w:t>
+      </w:r>
+      <w:r>
+        <w:rPr>
+          <w:rFonts w:ascii="Times New Roman" w:hAnsi="Times New Roman" w:cs="Times New Roman"/>
+          <w:color w:val="000000"/>
+          <w:shd w:val="clear" w:color="auto" w:fill="FFFFFF"/>
+        </w:rPr>
+        <w:t xml:space="preserve">the ED waiting time was </w:t>
+      </w:r>
+      <w:r>
+        <w:rPr>
+          <w:rFonts w:ascii="Times New Roman" w:hAnsi="Times New Roman" w:cs="Times New Roman"/>
+          <w:color w:val="000000"/>
+          <w:shd w:val="clear" w:color="auto" w:fill="FFFFFF"/>
+        </w:rPr>
+        <w:t>long</w:t>
+      </w:r>
+      <w:r>
+        <w:rPr>
+          <w:rFonts w:ascii="Times New Roman" w:hAnsi="Times New Roman" w:cs="Times New Roman"/>
+          <w:color w:val="000000"/>
+          <w:shd w:val="clear" w:color="auto" w:fill="FFFFFF"/>
+        </w:rPr>
+        <w:t xml:space="preserve"> due to Nursing Shortage. (Lynn, 2022)</w:t>
+      </w:r>
+      <w:r>
+        <w:rPr>
+          <w:rFonts w:ascii="Times New Roman" w:hAnsi="Times New Roman" w:cs="Times New Roman"/>
+          <w:color w:val="000000"/>
+          <w:shd w:val="clear" w:color="auto" w:fill="FFFFFF"/>
+        </w:rPr>
+        <w:t xml:space="preserve"> The Nursing shortage has brought a lot of challenges that have affected patients, Nurses, organizations, and the entire nation and we can imagine how it’s going to be when the projected shortage of Nurses by 2033 will be almost 2,000 that is 31% of Workforce at UNC health care system. (Lynn, 2022)</w:t>
+      </w:r>
+    </w:p>
+    <w:p>
+      <w:pPr>
+        <w:spacing w:line="480" w:lineRule="auto"/>
+        <w:rPr>
+          <w:rFonts w:ascii="Times New Roman" w:hAnsi="Times New Roman" w:cs="Times New Roman"/>
+          <w:color w:val="000000"/>
+          <w:shd w:val="clear" w:color="auto" w:fill="FFFFFF"/>
+        </w:rPr>
+      </w:pPr>
+    </w:p>
+    <w:p>
+      <w:pPr>
+        <w:spacing w:line="480" w:lineRule="auto"/>
+        <w:rPr>
+          <w:rFonts w:ascii="Times New Roman" w:hAnsi="Times New Roman" w:cs="Times New Roman"/>
+          <w:b/>
+          <w:bCs/>
+          <w:color w:val="000000"/>
+          <w:sz w:val="28"/>
+          <w:szCs w:val="28"/>
+          <w:shd w:val="clear" w:color="auto" w:fill="FFFFFF"/>
+        </w:rPr>
+      </w:pPr>
+      <w:r>
+        <w:rPr>
+          <w:rFonts w:ascii="Times New Roman" w:hAnsi="Times New Roman" w:cs="Times New Roman"/>
+          <w:b/>
+          <w:bCs/>
+          <w:color w:val="000000"/>
+          <w:sz w:val="28"/>
+          <w:szCs w:val="28"/>
+          <w:shd w:val="clear" w:color="auto" w:fill="FFFFFF"/>
+        </w:rPr>
         <w:tab/>
       </w:r>
       <w:r>
@@ -799,31 +1032,7 @@
           <w:rPr>
             <w:rStyle w:val="Hyperlink"/>
           </w:rPr>
-          <w:t>https://www.ncbi.nlm.nih</w:t>
-        </w:r>
-        <w:r>
-          <w:rPr>
-            <w:rStyle w:val="Hyperlink"/>
-          </w:rPr>
-          <w:t>.</w:t>
-        </w:r>
-        <w:r>
-          <w:rPr>
-            <w:rStyle w:val="Hyperlink"/>
-          </w:rPr>
-          <w:t>gov/books/</w:t>
-        </w:r>
-        <w:r>
-          <w:rPr>
-            <w:rStyle w:val="Hyperlink"/>
-          </w:rPr>
-          <w:t>N</w:t>
-        </w:r>
-        <w:r>
-          <w:rPr>
-            <w:rStyle w:val="Hyperlink"/>
-          </w:rPr>
-          <w:t>BK493175/</w:t>
+          <w:t>https://www.ncbi.nlm.nih.gov/books/NBK493175/</w:t>
         </w:r>
       </w:hyperlink>
       <w:r>
@@ -879,7 +1088,11 @@
         <w:t>shortages</w:t>
       </w:r>
       <w:r>
-        <w:t xml:space="preserve"> in the future with the baby boomers entering the age of Americans th</w:t>
+        <w:t xml:space="preserve"> in the future </w:t>
+      </w:r>
+      <w:r>
+        <w:lastRenderedPageBreak/>
+        <w:t>with the baby boomers entering the age of Americans th</w:t>
       </w:r>
       <w:r>
         <w:t>at need</w:t>
@@ -909,13 +1122,7 @@
         <w:t xml:space="preserve">little </w:t>
       </w:r>
       <w:r>
-        <w:t xml:space="preserve">attention has been paid to training workers to adapt to new systems and deliver patient care in ever more coordinated </w:t>
-      </w:r>
-      <w:r>
-        <w:t>systems, (</w:t>
-      </w:r>
-      <w:r>
-        <w:t>Rickestts&amp;Fraher.,2013)</w:t>
+        <w:t>attention has been paid to training workers to adapt to new systems and deliver patient care in ever more coordinated systems, (Rickestts&amp;Fraher.,2013)</w:t>
       </w:r>
     </w:p>
     <w:p>
@@ -928,11 +1135,7 @@
         <w:tab/>
       </w:r>
       <w:r>
-        <w:t xml:space="preserve">Together with the issue and challenge the articles talks about the ways any organization can follow to retain and motivate nurse in this situation. An environment that will empower </w:t>
-      </w:r>
-      <w:r>
-        <w:lastRenderedPageBreak/>
-        <w:t>and motivate Nurses will play an important role in rejuvenating and sustaining the Nursing workforce.</w:t>
+        <w:t>Together with the issue and challenge the articles talks about the ways any organization can follow to retain and motivate nurse in this situation. An environment that will empower and motivate Nurses will play an important role in rejuvenating and sustaining the Nursing workforce.</w:t>
       </w:r>
     </w:p>
     <w:p>
@@ -1013,7 +1216,11 @@
         <w:tab/>
       </w:r>
       <w:r>
-        <w:t xml:space="preserve">Annette brings the sad reality of Nurses and other healthcare workers during and after the pandemic. She talks about unsafe working conditions due to the Nursing shortage that continues to remain post-pandemic. There is a big question mark on how much a Nurse can handle. Nurses are already exhausted. The nursing shortage has led to Nurses being asked to care for three and more patients in a critical care unit where they were asked to care for only 2 critical care patients before. Nurses cannot provide optimal patient care in a high Nurse to patient ratio, Patients are not receiving all the needed elements of evidence-based care, and do not see this as a Nurse failure but “It is a System failure”. </w:t>
+        <w:t xml:space="preserve">Annette brings the sad reality of Nurses and other healthcare workers during and after the pandemic. She talks about unsafe working conditions due to the Nursing shortage that </w:t>
+      </w:r>
+      <w:r>
+        <w:lastRenderedPageBreak/>
+        <w:t xml:space="preserve">continues to remain post-pandemic. There is a big question mark on how much a Nurse can handle. Nurses are already exhausted. The nursing shortage has led to Nurses being asked to care for three and more patients in a critical care unit where they were asked to care for only 2 critical care patients before. Nurses cannot provide optimal patient care in a high Nurse to patient ratio, Patients are not receiving all the needed elements of evidence-based care, and do not see this as a Nurse failure but “It is a System failure”. </w:t>
       </w:r>
       <w:r>
         <w:t>(</w:t>
@@ -1052,11 +1259,7 @@
       </w:r>
       <w:proofErr w:type="spellEnd"/>
       <w:r>
-        <w:t xml:space="preserve">, 2022). Hospitals are now not hiring enough Nurses to save money because, by 2026, Global health care staffing cost is projected to reach $47.8 billion. One of the top researchers of the Nursing workforce, Dr </w:t>
-      </w:r>
-      <w:r>
-        <w:lastRenderedPageBreak/>
-        <w:t xml:space="preserve">Linda Aiken blames the lack of government legislation for inadequate staffing. She believes that mandating staffing ratios will help with this national issue. President of the American Organization for Nursing Leadership, Doctor Mary Ann Fuchs believes that decisions around staffing should be Nurses driven not legislators. </w:t>
+        <w:t xml:space="preserve">, 2022). Hospitals are now not hiring enough Nurses to save money because, by 2026, Global health care staffing cost is projected to reach $47.8 billion. One of the top researchers of the Nursing workforce, Dr Linda Aiken blames the lack of government legislation for inadequate staffing. She believes that mandating staffing ratios will help with this national issue. President of the American Organization for Nursing Leadership, Doctor Mary Ann Fuchs believes that decisions around staffing should be Nurses driven not legislators. </w:t>
       </w:r>
       <w:r>
         <w:t xml:space="preserve">A system where Nurses want to work and feel proud of the amazing care they provide </w:t>
@@ -1115,6 +1318,7 @@
         <w:ind w:left="567" w:hanging="567"/>
       </w:pPr>
       <w:r>
+        <w:lastRenderedPageBreak/>
         <w:tab/>
       </w:r>
       <w:r>
@@ -1198,11 +1402,7 @@
         <w:t xml:space="preserve">is it will </w:t>
       </w:r>
       <w:r>
-        <w:t xml:space="preserve">lead to Nurses' satisfaction leading to higher retention, increased patient satisfaction, and less desire to leave the </w:t>
-      </w:r>
-      <w:r>
-        <w:lastRenderedPageBreak/>
-        <w:t>profession</w:t>
+        <w:t>lead to Nurses' satisfaction leading to higher retention, increased patient satisfaction, and less desire to leave the profession</w:t>
       </w:r>
       <w:r>
         <w:t xml:space="preserve">. </w:t>
@@ -1280,13 +1480,8 @@
       <w:r>
         <w:t xml:space="preserve">Along with this Nurses can choose states whether they want to work based on this. </w:t>
       </w:r>
-      <w:proofErr w:type="spellStart"/>
-      <w:r>
-        <w:t>The</w:t>
-      </w:r>
-      <w:proofErr w:type="spellEnd"/>
-      <w:r>
-        <w:t xml:space="preserve"> negative impact is there is no flexibility in determining appropriate staffing for patient needs</w:t>
+      <w:r>
+        <w:t>The negative impact is there is no flexibility in determining appropriate staffing for patient needs</w:t>
       </w:r>
       <w:r>
         <w:t xml:space="preserve"> and it is more like a reactive approach, not a proactive approach</w:t>
@@ -1308,6 +1503,7 @@
         </w:rPr>
       </w:pPr>
       <w:r>
+        <w:lastRenderedPageBreak/>
         <w:tab/>
       </w:r>
       <w:r>
@@ -1363,25 +1559,13 @@
         <w:t xml:space="preserve"> The positive impact can be they can </w:t>
       </w:r>
       <w:r>
-        <w:t xml:space="preserve">build strategies for creating a positive change in </w:t>
-      </w:r>
-      <w:r>
-        <w:t>the healthcare</w:t>
-      </w:r>
-      <w:r>
-        <w:t xml:space="preserve"> environment </w:t>
+        <w:t xml:space="preserve">build strategies for creating a positive change in the healthcare environment </w:t>
       </w:r>
       <w:r>
         <w:t xml:space="preserve">and </w:t>
       </w:r>
       <w:r>
-        <w:t>some examples were</w:t>
-      </w:r>
-      <w:r>
-        <w:t xml:space="preserve"> </w:t>
-      </w:r>
-      <w:r>
-        <w:t xml:space="preserve">already in effect during </w:t>
+        <w:t xml:space="preserve">some examples were already in effect during </w:t>
       </w:r>
       <w:r>
         <w:t xml:space="preserve">the </w:t>
@@ -1393,19 +1577,7 @@
         <w:t>includes</w:t>
       </w:r>
       <w:r>
-        <w:t xml:space="preserve"> </w:t>
-      </w:r>
-      <w:r>
-        <w:t xml:space="preserve">the </w:t>
-      </w:r>
-      <w:r>
-        <w:t xml:space="preserve">advancement of </w:t>
-      </w:r>
-      <w:r>
-        <w:t>advanced</w:t>
-      </w:r>
-      <w:r>
-        <w:t xml:space="preserve"> practice </w:t>
+        <w:t xml:space="preserve"> the advancement of advanced practice </w:t>
       </w:r>
       <w:r>
         <w:t>Nurses'</w:t>
@@ -1440,7 +1612,6 @@
           <w:color w:val="232323"/>
           <w:shd w:val="clear" w:color="auto" w:fill="FFFFFF" w:themeFill="background1"/>
         </w:rPr>
-        <w:lastRenderedPageBreak/>
         <w:tab/>
       </w:r>
       <w:r>
@@ -1600,6 +1771,7 @@
       </w:pPr>
       <w:proofErr w:type="spellStart"/>
       <w:r>
+        <w:lastRenderedPageBreak/>
         <w:t>Bourgault</w:t>
       </w:r>
       <w:proofErr w:type="spellEnd"/>
@@ -1825,7 +1997,6 @@
         </w:rPr>
       </w:pPr>
       <w:r>
-        <w:lastRenderedPageBreak/>
         <w:t xml:space="preserve">Lynn, M. (2022, October 13). North Carolina’s nursing shortage: A looming crisis. UNC School of Nursing. </w:t>
       </w:r>
       <w:hyperlink r:id="rId12" w:history="1">
@@ -2144,9 +2315,9 @@
 <file path=word/numbering.xml><?xml version="1.0" encoding="utf-8"?>
 <w:numbering xmlns:wpc="http://schemas.microsoft.com/office/word/2010/wordprocessingCanvas" xmlns:cx="http://schemas.microsoft.com/office/drawing/2014/chartex" xmlns:cx1="http://schemas.microsoft.com/office/drawing/2015/9/8/chartex" xmlns:cx2="http://schemas.microsoft.com/office/drawing/2015/10/21/chartex" xmlns:cx3="http://schemas.microsoft.com/office/drawing/2016/5/9/chartex" xmlns:cx4="http://schemas.microsoft.com/office/drawing/2016/5/10/chartex" xmlns:cx5="http://schemas.microsoft.com/office/drawing/2016/5/11/chartex" xmlns:cx6="http://schemas.microsoft.com/office/drawing/2016/5/12/chartex" xmlns:cx7="http://schemas.microsoft.com/office/drawing/2016/5/13/chartex" xmlns:cx8="http://schemas.microsoft.com/office/drawing/2016/5/14/chartex" xmlns:mc="http://schemas.openxmlformats.org/markup-compatibility/2006" xmlns:aink="http://schemas.microsoft.com/office/drawing/2016/ink" xmlns:am3d="http://schemas.microsoft.com/office/drawing/2017/model3d" xmlns:o="urn:schemas-microsoft-com:office:office" xmlns:oel="http://schemas.microsoft.com/office/2019/extlst" xmlns:r="http://schemas.openxmlformats.org/officeDocument/2006/relationships" xmlns:m="http://schemas.openxmlformats.org/officeDocument/2006/math" xmlns:v="urn:schemas-microsoft-com:vml" xmlns:wp14="http://schemas.microsoft.com/office/word/2010/wordprocessingDrawing" xmlns:wp="http://schemas.openxmlformats.org/drawingml/2006/wordprocessingDrawing" xmlns:w10="urn:schemas-microsoft-com:office:word" xmlns:w="http://schemas.openxmlformats.org/wordprocessingml/2006/main" xmlns:w14="http://schemas.microsoft.com/office/word/2010/wordml" xmlns:w15="http://schemas.microsoft.com/office/word/2012/wordml" xmlns:w16cex="http://schemas.microsoft.com/office/word/2018/wordml/cex" xmlns:w16cid="http://schemas.microsoft.com/office/word/2016/wordml/cid" xmlns:w16="http://schemas.microsoft.com/office/word/2018/wordml" xmlns:w16sdtdh="http://schemas.microsoft.com/office/word/2020/wordml/sdtdatahash" xmlns:w16se="http://schemas.microsoft.com/office/word/2015/wordml/symex" xmlns:wpg="http://schemas.microsoft.com/office/word/2010/wordprocessingGroup" xmlns:wpi="http://schemas.microsoft.com/office/word/2010/wordprocessingInk" xmlns:wne="http://schemas.microsoft.com/office/word/2006/wordml" xmlns:wps="http://schemas.microsoft.com/office/word/2010/wordprocessingShape" mc:Ignorable="w14 w15 w16se w16cid w16 w16cex w16sdtdh wp14">
   <w:abstractNum w:abstractNumId="0" w15:restartNumberingAfterBreak="0">
-    <w:nsid w:val="7B0130A6"/>
+    <w:nsid w:val="517662DF"/>
     <w:multiLevelType w:val="multilevel"/>
-    <w:tmpl w:val="2BE6773C"/>
+    <w:tmpl w:val="BCE65BFA"/>
     <w:lvl w:ilvl="0">
       <w:start w:val="1"/>
       <w:numFmt w:val="bullet"/>
@@ -2292,7 +2463,159 @@
       </w:rPr>
     </w:lvl>
   </w:abstractNum>
+  <w:abstractNum w:abstractNumId="1" w15:restartNumberingAfterBreak="0">
+    <w:nsid w:val="7B0130A6"/>
+    <w:multiLevelType w:val="multilevel"/>
+    <w:tmpl w:val="2BE6773C"/>
+    <w:lvl w:ilvl="0">
+      <w:start w:val="1"/>
+      <w:numFmt w:val="bullet"/>
+      <w:lvlText w:val=""/>
+      <w:lvlJc w:val="left"/>
+      <w:pPr>
+        <w:tabs>
+          <w:tab w:val="num" w:pos="720"/>
+        </w:tabs>
+        <w:ind w:left="720" w:hanging="360"/>
+      </w:pPr>
+      <w:rPr>
+        <w:rFonts w:ascii="Symbol" w:hAnsi="Symbol" w:hint="default"/>
+        <w:sz w:val="20"/>
+      </w:rPr>
+    </w:lvl>
+    <w:lvl w:ilvl="1" w:tentative="1">
+      <w:start w:val="1"/>
+      <w:numFmt w:val="bullet"/>
+      <w:lvlText w:val="o"/>
+      <w:lvlJc w:val="left"/>
+      <w:pPr>
+        <w:tabs>
+          <w:tab w:val="num" w:pos="1440"/>
+        </w:tabs>
+        <w:ind w:left="1440" w:hanging="360"/>
+      </w:pPr>
+      <w:rPr>
+        <w:rFonts w:ascii="Courier New" w:hAnsi="Courier New" w:hint="default"/>
+        <w:sz w:val="20"/>
+      </w:rPr>
+    </w:lvl>
+    <w:lvl w:ilvl="2" w:tentative="1">
+      <w:start w:val="1"/>
+      <w:numFmt w:val="bullet"/>
+      <w:lvlText w:val=""/>
+      <w:lvlJc w:val="left"/>
+      <w:pPr>
+        <w:tabs>
+          <w:tab w:val="num" w:pos="2160"/>
+        </w:tabs>
+        <w:ind w:left="2160" w:hanging="360"/>
+      </w:pPr>
+      <w:rPr>
+        <w:rFonts w:ascii="Wingdings" w:hAnsi="Wingdings" w:hint="default"/>
+        <w:sz w:val="20"/>
+      </w:rPr>
+    </w:lvl>
+    <w:lvl w:ilvl="3" w:tentative="1">
+      <w:start w:val="1"/>
+      <w:numFmt w:val="bullet"/>
+      <w:lvlText w:val=""/>
+      <w:lvlJc w:val="left"/>
+      <w:pPr>
+        <w:tabs>
+          <w:tab w:val="num" w:pos="2880"/>
+        </w:tabs>
+        <w:ind w:left="2880" w:hanging="360"/>
+      </w:pPr>
+      <w:rPr>
+        <w:rFonts w:ascii="Wingdings" w:hAnsi="Wingdings" w:hint="default"/>
+        <w:sz w:val="20"/>
+      </w:rPr>
+    </w:lvl>
+    <w:lvl w:ilvl="4" w:tentative="1">
+      <w:start w:val="1"/>
+      <w:numFmt w:val="bullet"/>
+      <w:lvlText w:val=""/>
+      <w:lvlJc w:val="left"/>
+      <w:pPr>
+        <w:tabs>
+          <w:tab w:val="num" w:pos="3600"/>
+        </w:tabs>
+        <w:ind w:left="3600" w:hanging="360"/>
+      </w:pPr>
+      <w:rPr>
+        <w:rFonts w:ascii="Wingdings" w:hAnsi="Wingdings" w:hint="default"/>
+        <w:sz w:val="20"/>
+      </w:rPr>
+    </w:lvl>
+    <w:lvl w:ilvl="5" w:tentative="1">
+      <w:start w:val="1"/>
+      <w:numFmt w:val="bullet"/>
+      <w:lvlText w:val=""/>
+      <w:lvlJc w:val="left"/>
+      <w:pPr>
+        <w:tabs>
+          <w:tab w:val="num" w:pos="4320"/>
+        </w:tabs>
+        <w:ind w:left="4320" w:hanging="360"/>
+      </w:pPr>
+      <w:rPr>
+        <w:rFonts w:ascii="Wingdings" w:hAnsi="Wingdings" w:hint="default"/>
+        <w:sz w:val="20"/>
+      </w:rPr>
+    </w:lvl>
+    <w:lvl w:ilvl="6" w:tentative="1">
+      <w:start w:val="1"/>
+      <w:numFmt w:val="bullet"/>
+      <w:lvlText w:val=""/>
+      <w:lvlJc w:val="left"/>
+      <w:pPr>
+        <w:tabs>
+          <w:tab w:val="num" w:pos="5040"/>
+        </w:tabs>
+        <w:ind w:left="5040" w:hanging="360"/>
+      </w:pPr>
+      <w:rPr>
+        <w:rFonts w:ascii="Wingdings" w:hAnsi="Wingdings" w:hint="default"/>
+        <w:sz w:val="20"/>
+      </w:rPr>
+    </w:lvl>
+    <w:lvl w:ilvl="7" w:tentative="1">
+      <w:start w:val="1"/>
+      <w:numFmt w:val="bullet"/>
+      <w:lvlText w:val=""/>
+      <w:lvlJc w:val="left"/>
+      <w:pPr>
+        <w:tabs>
+          <w:tab w:val="num" w:pos="5760"/>
+        </w:tabs>
+        <w:ind w:left="5760" w:hanging="360"/>
+      </w:pPr>
+      <w:rPr>
+        <w:rFonts w:ascii="Wingdings" w:hAnsi="Wingdings" w:hint="default"/>
+        <w:sz w:val="20"/>
+      </w:rPr>
+    </w:lvl>
+    <w:lvl w:ilvl="8" w:tentative="1">
+      <w:start w:val="1"/>
+      <w:numFmt w:val="bullet"/>
+      <w:lvlText w:val=""/>
+      <w:lvlJc w:val="left"/>
+      <w:pPr>
+        <w:tabs>
+          <w:tab w:val="num" w:pos="6480"/>
+        </w:tabs>
+        <w:ind w:left="6480" w:hanging="360"/>
+      </w:pPr>
+      <w:rPr>
+        <w:rFonts w:ascii="Wingdings" w:hAnsi="Wingdings" w:hint="default"/>
+        <w:sz w:val="20"/>
+      </w:rPr>
+    </w:lvl>
+  </w:abstractNum>
   <w:num w:numId="1" w16cid:durableId="1480731664">
+    <w:abstractNumId w:val="1"/>
+  </w:num>
+  <w:num w:numId="2" w16cid:durableId="2140221423">
     <w:abstractNumId w:val="0"/>
   </w:num>
 </w:numbering>
@@ -2690,6 +3013,25 @@
     <w:name w:val="Normal"/>
     <w:qFormat/>
   </w:style>
+  <w:style w:type="paragraph" w:styleId="Heading2">
+    <w:name w:val="heading 2"/>
+    <w:basedOn w:val="Normal"/>
+    <w:link w:val="Heading2Char"/>
+    <w:uiPriority w:val="9"/>
+    <w:qFormat/>
+    <w:rsid w:val="00072383"/>
+    <w:pPr>
+      <w:spacing w:before="100" w:beforeAutospacing="1" w:after="100" w:afterAutospacing="1"/>
+      <w:outlineLvl w:val="1"/>
+    </w:pPr>
+    <w:rPr>
+      <w:rFonts w:ascii="Times New Roman" w:eastAsia="Times New Roman" w:hAnsi="Times New Roman" w:cs="Times New Roman"/>
+      <w:b/>
+      <w:bCs/>
+      <w:sz w:val="36"/>
+      <w:szCs w:val="36"/>
+    </w:rPr>
+  </w:style>
   <w:style w:type="character" w:default="1" w:styleId="DefaultParagraphFont">
     <w:name w:val="Default Paragraph Font"/>
     <w:uiPriority w:val="1"/>
@@ -2843,6 +3185,31 @@
       <w:sz w:val="22"/>
       <w:szCs w:val="22"/>
       <w:lang w:eastAsia="zh-CN"/>
+    </w:rPr>
+  </w:style>
+  <w:style w:type="character" w:customStyle="1" w:styleId="Heading2Char">
+    <w:name w:val="Heading 2 Char"/>
+    <w:basedOn w:val="DefaultParagraphFont"/>
+    <w:link w:val="Heading2"/>
+    <w:uiPriority w:val="9"/>
+    <w:rsid w:val="00072383"/>
+    <w:rPr>
+      <w:rFonts w:ascii="Times New Roman" w:eastAsia="Times New Roman" w:hAnsi="Times New Roman" w:cs="Times New Roman"/>
+      <w:b/>
+      <w:bCs/>
+      <w:sz w:val="36"/>
+      <w:szCs w:val="36"/>
+    </w:rPr>
+  </w:style>
+  <w:style w:type="character" w:styleId="Strong">
+    <w:name w:val="Strong"/>
+    <w:basedOn w:val="DefaultParagraphFont"/>
+    <w:uiPriority w:val="22"/>
+    <w:qFormat/>
+    <w:rsid w:val="00072383"/>
+    <w:rPr>
+      <w:b/>
+      <w:bCs/>
     </w:rPr>
   </w:style>
 </w:styles>
